--- a/Documentation/Proposal - draft.docx
+++ b/Documentation/Proposal - draft.docx
@@ -9,6 +9,7 @@
           <w:lang w:val="en-US"/>
         </w:rPr>
       </w:pPr>
+      <w:bookmarkStart w:id="0" w:name="_GoBack"/>
       <w:r>
         <w:rPr>
           <w:sz w:val="36"/>
@@ -274,113 +275,135 @@
           <w:sz w:val="24"/>
           <w:lang w:val="en-US"/>
         </w:rPr>
-        <w:t>Transform the grasp data i</w:t>
-      </w:r>
-      <w:bookmarkStart w:id="0" w:name="_GoBack"/>
+        <w:t xml:space="preserve">Transform the grasp data into a robotic hand point cloud. Then have a </w:t>
+      </w:r>
+    </w:p>
+    <w:p>
+      <w:pPr>
+        <w:rPr>
+          <w:sz w:val="24"/>
+          <w:lang w:val="en-US"/>
+        </w:rPr>
+      </w:pPr>
+      <w:r>
+        <w:rPr>
+          <w:sz w:val="24"/>
+          <w:lang w:val="en-US"/>
+        </w:rPr>
+        <w:t>VAE ENCODER</w:t>
+      </w:r>
+      <w:r>
+        <w:rPr>
+          <w:sz w:val="24"/>
+          <w:lang w:val="en-US"/>
+        </w:rPr>
+        <w:sym w:font="Wingdings" w:char="F0E0"/>
+      </w:r>
+      <w:r>
+        <w:rPr>
+          <w:sz w:val="24"/>
+          <w:lang w:val="en-US"/>
+        </w:rPr>
+        <w:t xml:space="preserve"> DIFFUSION MODEL </w:t>
+      </w:r>
+      <w:r>
+        <w:rPr>
+          <w:sz w:val="24"/>
+          <w:lang w:val="en-US"/>
+        </w:rPr>
+        <w:sym w:font="Wingdings" w:char="F0E0"/>
+      </w:r>
+      <w:r>
+        <w:rPr>
+          <w:sz w:val="24"/>
+          <w:lang w:val="en-US"/>
+        </w:rPr>
+        <w:t xml:space="preserve"> VAE DECODER</w:t>
+      </w:r>
+    </w:p>
+    <w:p>
+      <w:pPr>
+        <w:rPr>
+          <w:sz w:val="24"/>
+          <w:lang w:val="en-US"/>
+        </w:rPr>
+      </w:pPr>
+      <w:r>
+        <w:rPr>
+          <w:sz w:val="24"/>
+          <w:lang w:val="en-US"/>
+        </w:rPr>
+        <w:t>Important: the encoder encoder the hand, the decoder decodes the possible shape, not quite the same.</w:t>
+      </w:r>
+    </w:p>
+    <w:p>
+      <w:pPr>
+        <w:rPr>
+          <w:sz w:val="24"/>
+          <w:lang w:val="en-US"/>
+        </w:rPr>
+      </w:pPr>
+    </w:p>
+    <w:p>
+      <w:pPr>
+        <w:rPr>
+          <w:sz w:val="24"/>
+          <w:lang w:val="en-US"/>
+        </w:rPr>
+      </w:pPr>
+      <w:r>
+        <w:rPr>
+          <w:sz w:val="24"/>
+          <w:lang w:val="en-US"/>
+        </w:rPr>
+        <w:t>General idea</w:t>
+      </w:r>
+      <w:r>
+        <w:rPr>
+          <w:sz w:val="24"/>
+          <w:lang w:val="en-US"/>
+        </w:rPr>
+        <w:t>s</w:t>
+      </w:r>
+      <w:r>
+        <w:rPr>
+          <w:sz w:val="24"/>
+          <w:lang w:val="en-US"/>
+        </w:rPr>
+        <w:t>:</w:t>
+      </w:r>
+    </w:p>
+    <w:p>
+      <w:pPr>
+        <w:rPr>
+          <w:sz w:val="24"/>
+          <w:lang w:val="en-US"/>
+        </w:rPr>
+      </w:pPr>
+      <w:r>
+        <w:rPr>
+          <w:sz w:val="24"/>
+          <w:lang w:val="en-US"/>
+        </w:rPr>
+        <w:t>1.experiment with different metrics. Implement a metric for symetric shapes.</w:t>
+      </w:r>
+    </w:p>
+    <w:p>
+      <w:pPr>
+        <w:rPr>
+          <w:sz w:val="24"/>
+          <w:lang w:val="en-US"/>
+        </w:rPr>
+      </w:pPr>
+      <w:r>
+        <w:rPr>
+          <w:sz w:val="24"/>
+          <w:lang w:val="en-US"/>
+        </w:rPr>
+        <w:lastRenderedPageBreak/>
+        <w:t>2. set a predefined number of 3D points(meshes) for the output, or let the network learn the number of points that it should output (mabye depending on the complexity of the shape) (mabye a stupid idea)</w:t>
+      </w:r>
       <w:bookmarkEnd w:id="0"/>
-      <w:r>
-        <w:rPr>
-          <w:sz w:val="24"/>
-          <w:lang w:val="en-US"/>
-        </w:rPr>
-        <w:t xml:space="preserve">nto a robotic hand point cloud. Then have a </w:t>
-      </w:r>
-    </w:p>
-    <w:p>
-      <w:pPr>
-        <w:rPr>
-          <w:sz w:val="24"/>
-          <w:lang w:val="en-US"/>
-        </w:rPr>
-      </w:pPr>
-      <w:r>
-        <w:rPr>
-          <w:sz w:val="24"/>
-          <w:lang w:val="en-US"/>
-        </w:rPr>
-        <w:t>VAE ENCODER</w:t>
-      </w:r>
-      <w:r>
-        <w:rPr>
-          <w:sz w:val="24"/>
-          <w:lang w:val="en-US"/>
-        </w:rPr>
-        <w:sym w:font="Wingdings" w:char="F0E0"/>
-      </w:r>
-      <w:r>
-        <w:rPr>
-          <w:sz w:val="24"/>
-          <w:lang w:val="en-US"/>
-        </w:rPr>
-        <w:t xml:space="preserve"> DIFFUSION MODEL </w:t>
-      </w:r>
-      <w:r>
-        <w:rPr>
-          <w:sz w:val="24"/>
-          <w:lang w:val="en-US"/>
-        </w:rPr>
-        <w:sym w:font="Wingdings" w:char="F0E0"/>
-      </w:r>
-      <w:r>
-        <w:rPr>
-          <w:sz w:val="24"/>
-          <w:lang w:val="en-US"/>
-        </w:rPr>
-        <w:t xml:space="preserve"> VAE DECODER</w:t>
-      </w:r>
-    </w:p>
-    <w:p>
-      <w:pPr>
-        <w:rPr>
-          <w:sz w:val="24"/>
-          <w:lang w:val="en-US"/>
-        </w:rPr>
-      </w:pPr>
-      <w:r>
-        <w:rPr>
-          <w:sz w:val="24"/>
-          <w:lang w:val="en-US"/>
-        </w:rPr>
-        <w:t>Important: the encoder encoder the hand, the decoder decodes the possible shape, not quite the same.</w:t>
-      </w:r>
-    </w:p>
-    <w:p>
-      <w:pPr>
-        <w:rPr>
-          <w:sz w:val="24"/>
-          <w:lang w:val="en-US"/>
-        </w:rPr>
-      </w:pPr>
-    </w:p>
-    <w:p>
-      <w:pPr>
-        <w:rPr>
-          <w:sz w:val="24"/>
-          <w:lang w:val="en-US"/>
-        </w:rPr>
-      </w:pPr>
-      <w:r>
-        <w:rPr>
-          <w:sz w:val="24"/>
-          <w:lang w:val="en-US"/>
-        </w:rPr>
-        <w:t>General idea:</w:t>
-      </w:r>
-    </w:p>
-    <w:p>
-      <w:pPr>
-        <w:rPr>
-          <w:sz w:val="24"/>
-          <w:lang w:val="en-US"/>
-        </w:rPr>
-      </w:pPr>
-      <w:r>
-        <w:rPr>
-          <w:sz w:val="24"/>
-          <w:lang w:val="en-US"/>
-        </w:rPr>
-        <w:t>1.experiment with different metrics. Implement a metric for symetric shapes.</w:t>
-      </w:r>
     </w:p>
     <w:sectPr>
       <w:pgSz w:w="12240" w:h="15840"/>

--- a/Documentation/Proposal - draft.docx
+++ b/Documentation/Proposal - draft.docx
@@ -9,401 +9,517 @@
           <w:lang w:val="en-US"/>
         </w:rPr>
       </w:pPr>
+      <w:r>
+        <w:rPr>
+          <w:sz w:val="36"/>
+          <w:lang w:val="en-US"/>
+        </w:rPr>
+        <w:t>Project Proposal</w:t>
+      </w:r>
+    </w:p>
+    <w:p>
+      <w:pPr>
+        <w:rPr>
+          <w:i/>
+          <w:sz w:val="24"/>
+          <w:lang w:val="en-US"/>
+        </w:rPr>
+      </w:pPr>
+      <w:r>
+        <w:rPr>
+          <w:i/>
+          <w:sz w:val="24"/>
+          <w:lang w:val="en-US"/>
+        </w:rPr>
+        <w:t>Nikola Jankulovic, Christian Yankacar</w:t>
+      </w:r>
+    </w:p>
+    <w:p>
+      <w:pPr>
+        <w:rPr>
+          <w:lang w:val="en-US"/>
+        </w:rPr>
+      </w:pPr>
+    </w:p>
+    <w:p>
+      <w:pPr>
+        <w:rPr>
+          <w:sz w:val="24"/>
+          <w:lang w:val="en-US"/>
+        </w:rPr>
+      </w:pPr>
+      <w:r>
+        <w:rPr>
+          <w:sz w:val="24"/>
+          <w:lang w:val="en-US"/>
+        </w:rPr>
+        <w:t>Idea 1:</w:t>
+      </w:r>
+    </w:p>
+    <w:p>
+      <w:pPr>
+        <w:rPr>
+          <w:sz w:val="24"/>
+          <w:lang w:val="en-US"/>
+        </w:rPr>
+      </w:pPr>
+      <w:r>
+        <w:rPr>
+          <w:sz w:val="24"/>
+          <w:lang w:val="en-US"/>
+        </w:rPr>
+        <w:t xml:space="preserve">Have a VAE that is trained on ShapeNet or some other dataset with shapes. This gives us a latent space. </w:t>
+      </w:r>
+    </w:p>
+    <w:p>
+      <w:pPr>
+        <w:rPr>
+          <w:sz w:val="24"/>
+          <w:lang w:val="en-US"/>
+        </w:rPr>
+      </w:pPr>
+      <w:r>
+        <w:rPr>
+          <w:sz w:val="24"/>
+          <w:lang w:val="en-US"/>
+        </w:rPr>
+        <w:t>We train the diffusion model which as input has the raw grasp (The ra</w:t>
+      </w:r>
+      <w:r>
+        <w:rPr>
+          <w:sz w:val="24"/>
+          <w:lang w:val="en-US"/>
+        </w:rPr>
+        <w:t>w data, not preprocessed at all, only Feature-Level Scaling (Normalization, Dimensionality Alignment)</w:t>
+      </w:r>
+      <w:r>
+        <w:rPr>
+          <w:sz w:val="24"/>
+          <w:lang w:val="en-US"/>
+        </w:rPr>
+        <w:t xml:space="preserve"> What is this data exactly?) and it outputs in the latent space of the VAE. The pipeline would be :</w:t>
+      </w:r>
+    </w:p>
+    <w:p>
+      <w:pPr>
+        <w:rPr>
+          <w:sz w:val="24"/>
+          <w:lang w:val="en-US"/>
+        </w:rPr>
+      </w:pPr>
+      <w:r>
+        <w:rPr>
+          <w:sz w:val="24"/>
+          <w:lang w:val="en-US"/>
+        </w:rPr>
+        <w:t xml:space="preserve">GRASP DATA </w:t>
+      </w:r>
+      <w:r>
+        <w:rPr>
+          <w:sz w:val="24"/>
+          <w:lang w:val="en-US"/>
+        </w:rPr>
+        <w:sym w:font="Wingdings" w:char="F0E0"/>
+      </w:r>
+      <w:r>
+        <w:rPr>
+          <w:sz w:val="24"/>
+          <w:lang w:val="en-US"/>
+        </w:rPr>
+        <w:t xml:space="preserve"> DIFFUSION MODEL </w:t>
+      </w:r>
+      <w:r>
+        <w:rPr>
+          <w:sz w:val="24"/>
+          <w:lang w:val="en-US"/>
+        </w:rPr>
+        <w:sym w:font="Wingdings" w:char="F0E0"/>
+      </w:r>
+      <w:r>
+        <w:rPr>
+          <w:sz w:val="24"/>
+          <w:lang w:val="en-US"/>
+        </w:rPr>
+        <w:t xml:space="preserve"> VAE DECODER </w:t>
+      </w:r>
+      <w:r>
+        <w:rPr>
+          <w:sz w:val="24"/>
+          <w:lang w:val="en-US"/>
+        </w:rPr>
+        <w:sym w:font="Wingdings" w:char="F0E0"/>
+      </w:r>
+      <w:r>
+        <w:rPr>
+          <w:sz w:val="24"/>
+          <w:lang w:val="en-US"/>
+        </w:rPr>
+        <w:t xml:space="preserve"> SHAPE (point cloud / meshes/ SDF / Neural SDF)</w:t>
+      </w:r>
+    </w:p>
+    <w:p>
+      <w:pPr>
+        <w:rPr>
+          <w:sz w:val="24"/>
+          <w:lang w:val="en-US"/>
+        </w:rPr>
+      </w:pPr>
+      <w:r>
+        <w:rPr>
+          <w:sz w:val="24"/>
+          <w:lang w:val="en-US"/>
+        </w:rPr>
+        <w:t>Subidea:</w:t>
+      </w:r>
+    </w:p>
+    <w:p>
+      <w:pPr>
+        <w:rPr>
+          <w:sz w:val="24"/>
+          <w:lang w:val="en-US"/>
+        </w:rPr>
+      </w:pPr>
+      <w:r>
+        <w:rPr>
+          <w:sz w:val="24"/>
+          <w:lang w:val="en-US"/>
+        </w:rPr>
+        <w:t>1. have a pretrained VAE. (We should start off with this, because it is the cheapest way to get results) just need to find the right architecture. We can play with with all of them, and benchmark each one. Also the end speed vs the end accuracy is interesting. Fine-tuning is a option.</w:t>
+      </w:r>
+    </w:p>
+    <w:p>
+      <w:pPr>
+        <w:rPr>
+          <w:sz w:val="24"/>
+          <w:lang w:val="en-US"/>
+        </w:rPr>
+      </w:pPr>
+      <w:r>
+        <w:rPr>
+          <w:sz w:val="24"/>
+          <w:lang w:val="en-US"/>
+        </w:rPr>
+        <w:t>2. depending on the abundance of the input data, try to reweight the input data. Learnable Scalar Weights, Gated Multimodal Fusion (Attention), Loss-Based Weighting (Uncertainty), Modality Dropout (Multimodal Dropout)</w:t>
+      </w:r>
+    </w:p>
+    <w:p>
+      <w:pPr>
+        <w:rPr>
+          <w:sz w:val="24"/>
+          <w:lang w:val="en-US"/>
+        </w:rPr>
+      </w:pPr>
+    </w:p>
+    <w:p>
+      <w:pPr>
+        <w:rPr>
+          <w:sz w:val="24"/>
+          <w:lang w:val="en-US"/>
+        </w:rPr>
+      </w:pPr>
+      <w:r>
+        <w:rPr>
+          <w:sz w:val="24"/>
+          <w:lang w:val="en-US"/>
+        </w:rPr>
+        <w:t>Idea 2:</w:t>
+      </w:r>
+    </w:p>
+    <w:p>
+      <w:pPr>
+        <w:rPr>
+          <w:sz w:val="24"/>
+          <w:lang w:val="en-US"/>
+        </w:rPr>
+      </w:pPr>
+      <w:r>
+        <w:rPr>
+          <w:sz w:val="24"/>
+          <w:lang w:val="en-US"/>
+        </w:rPr>
+        <w:t xml:space="preserve">Have only the diffusion model (No VAE), which has as a condition the grasp data and outputs a shape. This model would be 3D native. </w:t>
+      </w:r>
+      <w:r>
+        <w:rPr>
+          <w:sz w:val="24"/>
+          <w:lang w:val="en-US"/>
+        </w:rPr>
+        <w:t>Might be computationaly untractible.</w:t>
+      </w:r>
+    </w:p>
+    <w:p>
+      <w:pPr>
+        <w:rPr>
+          <w:sz w:val="24"/>
+          <w:lang w:val="en-US"/>
+        </w:rPr>
+      </w:pPr>
+      <w:r>
+        <w:rPr>
+          <w:sz w:val="24"/>
+          <w:lang w:val="en-US"/>
+        </w:rPr>
+        <w:t>Idea 3:</w:t>
+      </w:r>
+    </w:p>
+    <w:p>
+      <w:pPr>
+        <w:rPr>
+          <w:sz w:val="24"/>
+          <w:lang w:val="en-US"/>
+        </w:rPr>
+      </w:pPr>
+      <w:r>
+        <w:rPr>
+          <w:sz w:val="24"/>
+          <w:lang w:val="en-US"/>
+        </w:rPr>
+        <w:t xml:space="preserve">Transform the grasp data into a robotic hand point cloud. Then have a </w:t>
+      </w:r>
+    </w:p>
+    <w:p>
+      <w:pPr>
+        <w:rPr>
+          <w:sz w:val="24"/>
+          <w:lang w:val="en-US"/>
+        </w:rPr>
+      </w:pPr>
+      <w:r>
+        <w:rPr>
+          <w:sz w:val="24"/>
+          <w:lang w:val="en-US"/>
+        </w:rPr>
+        <w:t>VAE ENCODER</w:t>
+      </w:r>
+      <w:r>
+        <w:rPr>
+          <w:sz w:val="24"/>
+          <w:lang w:val="en-US"/>
+        </w:rPr>
+        <w:sym w:font="Wingdings" w:char="F0E0"/>
+      </w:r>
+      <w:r>
+        <w:rPr>
+          <w:sz w:val="24"/>
+          <w:lang w:val="en-US"/>
+        </w:rPr>
+        <w:t xml:space="preserve"> DIFFUSION MODEL </w:t>
+      </w:r>
+      <w:r>
+        <w:rPr>
+          <w:sz w:val="24"/>
+          <w:lang w:val="en-US"/>
+        </w:rPr>
+        <w:sym w:font="Wingdings" w:char="F0E0"/>
+      </w:r>
+      <w:r>
+        <w:rPr>
+          <w:sz w:val="24"/>
+          <w:lang w:val="en-US"/>
+        </w:rPr>
+        <w:t xml:space="preserve"> VAE DECODER</w:t>
+      </w:r>
+    </w:p>
+    <w:p>
+      <w:pPr>
+        <w:rPr>
+          <w:sz w:val="24"/>
+          <w:lang w:val="en-US"/>
+        </w:rPr>
+      </w:pPr>
+      <w:r>
+        <w:rPr>
+          <w:sz w:val="24"/>
+          <w:lang w:val="en-US"/>
+        </w:rPr>
+        <w:t>Important: the encoder encoder the hand, the decoder decodes the possible shape, not quite the same.</w:t>
+      </w:r>
+    </w:p>
+    <w:p>
+      <w:pPr>
+        <w:rPr>
+          <w:sz w:val="24"/>
+          <w:lang w:val="en-US"/>
+        </w:rPr>
+      </w:pPr>
+    </w:p>
+    <w:p>
+      <w:pPr>
+        <w:rPr>
+          <w:sz w:val="24"/>
+          <w:lang w:val="en-US"/>
+        </w:rPr>
+      </w:pPr>
+      <w:r>
+        <w:rPr>
+          <w:sz w:val="24"/>
+          <w:lang w:val="en-US"/>
+        </w:rPr>
+        <w:t>General idea</w:t>
+      </w:r>
+      <w:r>
+        <w:rPr>
+          <w:sz w:val="24"/>
+          <w:lang w:val="en-US"/>
+        </w:rPr>
+        <w:t>s</w:t>
+      </w:r>
+      <w:r>
+        <w:rPr>
+          <w:sz w:val="24"/>
+          <w:lang w:val="en-US"/>
+        </w:rPr>
+        <w:t>:</w:t>
+      </w:r>
+    </w:p>
+    <w:p>
+      <w:pPr>
+        <w:rPr>
+          <w:sz w:val="24"/>
+          <w:lang w:val="en-US"/>
+        </w:rPr>
+      </w:pPr>
+      <w:r>
+        <w:rPr>
+          <w:sz w:val="24"/>
+          <w:lang w:val="en-US"/>
+        </w:rPr>
+        <w:t>1.experiment with different metrics. Implement a metric for symetric shapes.</w:t>
+      </w:r>
+    </w:p>
+    <w:p>
+      <w:pPr>
+        <w:rPr>
+          <w:sz w:val="24"/>
+          <w:lang w:val="en-US"/>
+        </w:rPr>
+      </w:pPr>
+      <w:r>
+        <w:rPr>
+          <w:sz w:val="24"/>
+          <w:lang w:val="en-US"/>
+        </w:rPr>
+        <w:lastRenderedPageBreak/>
+        <w:t>2. set a predefined number of 3D points(mesh</w:t>
+      </w:r>
       <w:bookmarkStart w:id="0" w:name="_GoBack"/>
-      <w:r>
-        <w:rPr>
-          <w:sz w:val="36"/>
-          <w:lang w:val="en-US"/>
-        </w:rPr>
-        <w:t>Project Proposal</w:t>
-      </w:r>
-    </w:p>
-    <w:p>
-      <w:pPr>
-        <w:rPr>
-          <w:i/>
-          <w:sz w:val="24"/>
-          <w:lang w:val="en-US"/>
-        </w:rPr>
-      </w:pPr>
-      <w:r>
-        <w:rPr>
-          <w:i/>
-          <w:sz w:val="24"/>
-          <w:lang w:val="en-US"/>
-        </w:rPr>
-        <w:t>Nikola Jankulovic, Christian Yankacar</w:t>
-      </w:r>
-    </w:p>
-    <w:p>
-      <w:pPr>
-        <w:rPr>
-          <w:lang w:val="en-US"/>
-        </w:rPr>
-      </w:pPr>
-    </w:p>
-    <w:p>
-      <w:pPr>
-        <w:rPr>
-          <w:sz w:val="24"/>
-          <w:lang w:val="en-US"/>
-        </w:rPr>
-      </w:pPr>
-      <w:r>
-        <w:rPr>
-          <w:sz w:val="24"/>
-          <w:lang w:val="en-US"/>
-        </w:rPr>
-        <w:t>Idea 1:</w:t>
-      </w:r>
-    </w:p>
-    <w:p>
-      <w:pPr>
-        <w:rPr>
-          <w:sz w:val="24"/>
-          <w:lang w:val="en-US"/>
-        </w:rPr>
-      </w:pPr>
-      <w:r>
-        <w:rPr>
-          <w:sz w:val="24"/>
-          <w:lang w:val="en-US"/>
-        </w:rPr>
-        <w:t xml:space="preserve">Have a VAE that is trained on ShapeNet or some other dataset with shapes. This gives us a latent space. </w:t>
-      </w:r>
-    </w:p>
-    <w:p>
-      <w:pPr>
-        <w:rPr>
-          <w:sz w:val="24"/>
-          <w:lang w:val="en-US"/>
-        </w:rPr>
-      </w:pPr>
-      <w:r>
-        <w:rPr>
-          <w:sz w:val="24"/>
-          <w:lang w:val="en-US"/>
-        </w:rPr>
-        <w:t>We train the diffusion model which as input has the raw grasp (The ra</w:t>
-      </w:r>
-      <w:r>
-        <w:rPr>
-          <w:sz w:val="24"/>
-          <w:lang w:val="en-US"/>
-        </w:rPr>
-        <w:t>w data, not preprocessed at all, only Feature-Level Scaling (Normalization, Dimensionality Alignment)</w:t>
-      </w:r>
-      <w:r>
-        <w:rPr>
-          <w:sz w:val="24"/>
-          <w:lang w:val="en-US"/>
-        </w:rPr>
-        <w:t xml:space="preserve"> What is this data exactly?) and it outputs in the latent space of the VAE. The pipeline would be :</w:t>
-      </w:r>
-    </w:p>
-    <w:p>
-      <w:pPr>
-        <w:rPr>
-          <w:sz w:val="24"/>
-          <w:lang w:val="en-US"/>
-        </w:rPr>
-      </w:pPr>
-      <w:r>
-        <w:rPr>
-          <w:sz w:val="24"/>
-          <w:lang w:val="en-US"/>
-        </w:rPr>
-        <w:t xml:space="preserve">GRASP DATA </w:t>
-      </w:r>
-      <w:r>
-        <w:rPr>
-          <w:sz w:val="24"/>
-          <w:lang w:val="en-US"/>
-        </w:rPr>
-        <w:sym w:font="Wingdings" w:char="F0E0"/>
-      </w:r>
-      <w:r>
-        <w:rPr>
-          <w:sz w:val="24"/>
-          <w:lang w:val="en-US"/>
-        </w:rPr>
-        <w:t xml:space="preserve"> DIFFUSION MODEL </w:t>
-      </w:r>
-      <w:r>
-        <w:rPr>
-          <w:sz w:val="24"/>
-          <w:lang w:val="en-US"/>
-        </w:rPr>
-        <w:sym w:font="Wingdings" w:char="F0E0"/>
-      </w:r>
-      <w:r>
-        <w:rPr>
-          <w:sz w:val="24"/>
-          <w:lang w:val="en-US"/>
-        </w:rPr>
-        <w:t xml:space="preserve"> VAE DECODER </w:t>
-      </w:r>
-      <w:r>
-        <w:rPr>
-          <w:sz w:val="24"/>
-          <w:lang w:val="en-US"/>
-        </w:rPr>
-        <w:sym w:font="Wingdings" w:char="F0E0"/>
-      </w:r>
-      <w:r>
-        <w:rPr>
-          <w:sz w:val="24"/>
-          <w:lang w:val="en-US"/>
-        </w:rPr>
-        <w:t xml:space="preserve"> SHAPE (point cloud / meshes/ SDF / Neural SDF)</w:t>
-      </w:r>
-    </w:p>
-    <w:p>
-      <w:pPr>
-        <w:rPr>
-          <w:sz w:val="24"/>
-          <w:lang w:val="en-US"/>
-        </w:rPr>
-      </w:pPr>
-      <w:r>
-        <w:rPr>
-          <w:sz w:val="24"/>
-          <w:lang w:val="en-US"/>
-        </w:rPr>
-        <w:t>Subidea:</w:t>
-      </w:r>
-    </w:p>
-    <w:p>
-      <w:pPr>
-        <w:rPr>
-          <w:sz w:val="24"/>
-          <w:lang w:val="en-US"/>
-        </w:rPr>
-      </w:pPr>
-      <w:r>
-        <w:rPr>
-          <w:sz w:val="24"/>
-          <w:lang w:val="en-US"/>
-        </w:rPr>
-        <w:t>1. have a pretrained VAE. (We should start off with this, because it is the cheapest way to get results) just need to find the right architecture. We can play with with all of them, and benchmark each one. Also the end speed vs the end accuracy is interesting. Fine-tuning is a option.</w:t>
-      </w:r>
-    </w:p>
-    <w:p>
-      <w:pPr>
-        <w:rPr>
-          <w:sz w:val="24"/>
-          <w:lang w:val="en-US"/>
-        </w:rPr>
-      </w:pPr>
-      <w:r>
-        <w:rPr>
-          <w:sz w:val="24"/>
-          <w:lang w:val="en-US"/>
-        </w:rPr>
-        <w:t>2. depending on the abundance of the input data, try to reweight the input data. Learnable Scalar Weights, Gated Multimodal Fusion (Attention), Loss-Based Weighting (Uncertainty), Modality Dropout (Multimodal Dropout)</w:t>
-      </w:r>
-    </w:p>
-    <w:p>
-      <w:pPr>
-        <w:rPr>
-          <w:sz w:val="24"/>
-          <w:lang w:val="en-US"/>
-        </w:rPr>
-      </w:pPr>
-    </w:p>
-    <w:p>
-      <w:pPr>
-        <w:rPr>
-          <w:sz w:val="24"/>
-          <w:lang w:val="en-US"/>
-        </w:rPr>
-      </w:pPr>
-      <w:r>
-        <w:rPr>
-          <w:sz w:val="24"/>
-          <w:lang w:val="en-US"/>
-        </w:rPr>
-        <w:t>Idea 2:</w:t>
-      </w:r>
-    </w:p>
-    <w:p>
-      <w:pPr>
-        <w:rPr>
-          <w:sz w:val="24"/>
-          <w:lang w:val="en-US"/>
-        </w:rPr>
-      </w:pPr>
-      <w:r>
-        <w:rPr>
-          <w:sz w:val="24"/>
-          <w:lang w:val="en-US"/>
-        </w:rPr>
-        <w:t xml:space="preserve">Have only the diffusion model (No VAE), which has as a condition the grasp data and outputs a shape. This model would be 3D native. </w:t>
-      </w:r>
-      <w:r>
-        <w:rPr>
-          <w:sz w:val="24"/>
-          <w:lang w:val="en-US"/>
-        </w:rPr>
-        <w:t>Might be computationaly untractible.</w:t>
-      </w:r>
-    </w:p>
-    <w:p>
-      <w:pPr>
-        <w:rPr>
-          <w:sz w:val="24"/>
-          <w:lang w:val="en-US"/>
-        </w:rPr>
-      </w:pPr>
-      <w:r>
-        <w:rPr>
-          <w:sz w:val="24"/>
-          <w:lang w:val="en-US"/>
-        </w:rPr>
-        <w:t>Idea 3:</w:t>
-      </w:r>
-    </w:p>
-    <w:p>
-      <w:pPr>
-        <w:rPr>
-          <w:sz w:val="24"/>
-          <w:lang w:val="en-US"/>
-        </w:rPr>
-      </w:pPr>
-      <w:r>
-        <w:rPr>
-          <w:sz w:val="24"/>
-          <w:lang w:val="en-US"/>
-        </w:rPr>
-        <w:t xml:space="preserve">Transform the grasp data into a robotic hand point cloud. Then have a </w:t>
-      </w:r>
-    </w:p>
-    <w:p>
-      <w:pPr>
-        <w:rPr>
-          <w:sz w:val="24"/>
-          <w:lang w:val="en-US"/>
-        </w:rPr>
-      </w:pPr>
-      <w:r>
-        <w:rPr>
-          <w:sz w:val="24"/>
-          <w:lang w:val="en-US"/>
-        </w:rPr>
-        <w:t>VAE ENCODER</w:t>
-      </w:r>
-      <w:r>
-        <w:rPr>
-          <w:sz w:val="24"/>
-          <w:lang w:val="en-US"/>
-        </w:rPr>
-        <w:sym w:font="Wingdings" w:char="F0E0"/>
-      </w:r>
-      <w:r>
-        <w:rPr>
-          <w:sz w:val="24"/>
-          <w:lang w:val="en-US"/>
-        </w:rPr>
-        <w:t xml:space="preserve"> DIFFUSION MODEL </w:t>
-      </w:r>
-      <w:r>
-        <w:rPr>
-          <w:sz w:val="24"/>
-          <w:lang w:val="en-US"/>
-        </w:rPr>
-        <w:sym w:font="Wingdings" w:char="F0E0"/>
-      </w:r>
-      <w:r>
-        <w:rPr>
-          <w:sz w:val="24"/>
-          <w:lang w:val="en-US"/>
-        </w:rPr>
-        <w:t xml:space="preserve"> VAE DECODER</w:t>
-      </w:r>
-    </w:p>
-    <w:p>
-      <w:pPr>
-        <w:rPr>
-          <w:sz w:val="24"/>
-          <w:lang w:val="en-US"/>
-        </w:rPr>
-      </w:pPr>
-      <w:r>
-        <w:rPr>
-          <w:sz w:val="24"/>
-          <w:lang w:val="en-US"/>
-        </w:rPr>
-        <w:t>Important: the encoder encoder the hand, the decoder decodes the possible shape, not quite the same.</w:t>
-      </w:r>
-    </w:p>
-    <w:p>
-      <w:pPr>
-        <w:rPr>
-          <w:sz w:val="24"/>
-          <w:lang w:val="en-US"/>
-        </w:rPr>
-      </w:pPr>
-    </w:p>
-    <w:p>
-      <w:pPr>
-        <w:rPr>
-          <w:sz w:val="24"/>
-          <w:lang w:val="en-US"/>
-        </w:rPr>
-      </w:pPr>
-      <w:r>
-        <w:rPr>
-          <w:sz w:val="24"/>
-          <w:lang w:val="en-US"/>
-        </w:rPr>
-        <w:t>General idea</w:t>
-      </w:r>
-      <w:r>
-        <w:rPr>
-          <w:sz w:val="24"/>
-          <w:lang w:val="en-US"/>
-        </w:rPr>
-        <w:t>s</w:t>
-      </w:r>
-      <w:r>
-        <w:rPr>
-          <w:sz w:val="24"/>
-          <w:lang w:val="en-US"/>
-        </w:rPr>
-        <w:t>:</w:t>
-      </w:r>
-    </w:p>
-    <w:p>
-      <w:pPr>
-        <w:rPr>
-          <w:sz w:val="24"/>
-          <w:lang w:val="en-US"/>
-        </w:rPr>
-      </w:pPr>
-      <w:r>
-        <w:rPr>
-          <w:sz w:val="24"/>
-          <w:lang w:val="en-US"/>
-        </w:rPr>
-        <w:t>1.experiment with different metrics. Implement a metric for symetric shapes.</w:t>
-      </w:r>
-    </w:p>
-    <w:p>
-      <w:pPr>
-        <w:rPr>
-          <w:sz w:val="24"/>
-          <w:lang w:val="en-US"/>
-        </w:rPr>
-      </w:pPr>
-      <w:r>
-        <w:rPr>
-          <w:sz w:val="24"/>
-          <w:lang w:val="en-US"/>
-        </w:rPr>
-        <w:lastRenderedPageBreak/>
-        <w:t>2. set a predefined number of 3D points(meshes) for the output, or let the network learn the number of points that it should output (mabye depending on the complexity of the shape) (mabye a stupid idea)</w:t>
-      </w:r>
       <w:bookmarkEnd w:id="0"/>
+      <w:r>
+        <w:rPr>
+          <w:sz w:val="24"/>
+          <w:lang w:val="en-US"/>
+        </w:rPr>
+        <w:t>es) for the output, or let the network learn the number of points that it should output (mabye depending on the complexity of the shape) (mabye a stupid idea)</w:t>
+      </w:r>
+    </w:p>
+    <w:p>
+      <w:pPr>
+        <w:rPr>
+          <w:sz w:val="24"/>
+          <w:lang w:val="en-US"/>
+        </w:rPr>
+      </w:pPr>
+      <w:r>
+        <w:rPr>
+          <w:sz w:val="24"/>
+          <w:lang w:val="en-US"/>
+        </w:rPr>
+        <w:t xml:space="preserve">3. ways of conditioning diffusion network: </w:t>
+      </w:r>
+      <w:r>
+        <w:rPr>
+          <w:sz w:val="24"/>
+          <w:lang w:val="en-US"/>
+        </w:rPr>
+        <w:t>Concatenation</w:t>
+      </w:r>
+      <w:r>
+        <w:rPr>
+          <w:sz w:val="24"/>
+          <w:lang w:val="en-US"/>
+        </w:rPr>
+        <w:t xml:space="preserve">, </w:t>
+      </w:r>
+      <w:r>
+        <w:rPr>
+          <w:sz w:val="24"/>
+          <w:lang w:val="en-US"/>
+        </w:rPr>
+        <w:t>Global Conditioning (FiLM / Adaptive Normalization)</w:t>
+      </w:r>
+      <w:r>
+        <w:rPr>
+          <w:sz w:val="24"/>
+          <w:lang w:val="en-US"/>
+        </w:rPr>
+        <w:t xml:space="preserve">, </w:t>
+      </w:r>
+      <w:r>
+        <w:rPr>
+          <w:sz w:val="24"/>
+          <w:lang w:val="en-US"/>
+        </w:rPr>
+        <w:t>Cross-Attention (</w:t>
+      </w:r>
+      <w:r>
+        <w:rPr>
+          <w:sz w:val="24"/>
+          <w:lang w:val="en-US"/>
+        </w:rPr>
+        <w:t>Best??</w:t>
+      </w:r>
+      <w:r>
+        <w:rPr>
+          <w:sz w:val="24"/>
+          <w:lang w:val="en-US"/>
+        </w:rPr>
+        <w:t>)</w:t>
+      </w:r>
+    </w:p>
+    <w:p>
+      <w:pPr>
+        <w:rPr>
+          <w:sz w:val="24"/>
+          <w:lang w:val="en-US"/>
+        </w:rPr>
+      </w:pPr>
+      <w:r>
+        <w:rPr>
+          <w:sz w:val="24"/>
+          <w:lang w:val="en-US"/>
+        </w:rPr>
+        <w:t>4. location of the touch points and the original shape. What should be centered, the shape or the touch coordinates. Mabye need canonicalization.</w:t>
+      </w:r>
+    </w:p>
+    <w:p>
+      <w:pPr>
+        <w:rPr>
+          <w:sz w:val="24"/>
+          <w:lang w:val="en-US"/>
+        </w:rPr>
+      </w:pPr>
+      <w:r>
+        <w:rPr>
+          <w:sz w:val="24"/>
+          <w:lang w:val="en-US"/>
+        </w:rPr>
+        <w:t>5. use anchoring during the generation process (only in the case when diffusion is native), the noisy points near the ground truth(touch points) replace with the touch points to aid the diffusion process.</w:t>
+      </w:r>
+    </w:p>
+    <w:p>
+      <w:pPr>
+        <w:rPr>
+          <w:sz w:val="24"/>
+          <w:lang w:val="en-US"/>
+        </w:rPr>
+      </w:pPr>
+      <w:r>
+        <w:rPr>
+          <w:sz w:val="24"/>
+          <w:lang w:val="en-US"/>
+        </w:rPr>
+        <w:t xml:space="preserve">6. </w:t>
+      </w:r>
     </w:p>
     <w:sectPr>
       <w:pgSz w:w="12240" w:h="15840"/>
